--- a/COS214_Prac4.docx
+++ b/COS214_Prac4.docx
@@ -570,22 +570,23 @@
     <w:p/>
     <w:p/>
     <w:p/>
+    <w:p/>
     <w:p>
       <w:r>
         <w:rPr>
           <w:noProof/>
         </w:rPr>
         <w:drawing>
-          <wp:anchor distT="0" distB="0" distL="114300" distR="114300" simplePos="0" relativeHeight="251658240" behindDoc="0" locked="0" layoutInCell="1" allowOverlap="1" wp14:anchorId="70D63CB3" wp14:editId="55A9AE54">
+          <wp:anchor distT="0" distB="0" distL="114300" distR="114300" simplePos="0" relativeHeight="251658240" behindDoc="0" locked="0" layoutInCell="1" allowOverlap="1" wp14:anchorId="70D63CB3" wp14:editId="1EB61574">
             <wp:simplePos x="0" y="0"/>
             <wp:positionH relativeFrom="margin">
               <wp:align>left</wp:align>
             </wp:positionH>
             <wp:positionV relativeFrom="paragraph">
-              <wp:posOffset>420712</wp:posOffset>
+              <wp:posOffset>315219</wp:posOffset>
             </wp:positionV>
-            <wp:extent cx="9592851" cy="4042899"/>
-            <wp:effectExtent l="0" t="6350" r="2540" b="2540"/>
+            <wp:extent cx="9650614" cy="4067175"/>
+            <wp:effectExtent l="0" t="8890" r="0" b="0"/>
             <wp:wrapNone/>
             <wp:docPr id="981310941" name="Picture 2"/>
             <wp:cNvGraphicFramePr>
@@ -599,7 +600,7 @@
                     <pic:cNvPicPr/>
                   </pic:nvPicPr>
                   <pic:blipFill>
-                    <a:blip r:embed="rId8">
+                    <a:blip r:embed="rId8" cstate="print">
                       <a:extLst>
                         <a:ext uri="{28A0092B-C50C-407E-A947-70E740481C1C}">
                           <a14:useLocalDpi xmlns:a14="http://schemas.microsoft.com/office/drawing/2010/main" val="0"/>
@@ -613,7 +614,7 @@
                   <pic:spPr>
                     <a:xfrm rot="16200000">
                       <a:off x="0" y="0"/>
-                      <a:ext cx="9592851" cy="4042899"/>
+                      <a:ext cx="9650614" cy="4067175"/>
                     </a:xfrm>
                     <a:prstGeom prst="rect">
                       <a:avLst/>
@@ -657,7 +658,6 @@
     <w:p/>
     <w:p/>
     <w:p/>
-    <w:p/>
     <w:p>
       <w:pPr>
         <w:rPr>
@@ -1008,8 +1008,1753 @@
       </w:r>
     </w:p>
     <w:p/>
+    <w:p/>
+    <w:p/>
+    <w:p/>
+    <w:p/>
+    <w:p/>
+    <w:p/>
+    <w:p/>
+    <w:p/>
+    <w:p/>
+    <w:p/>
+    <w:p/>
+    <w:p/>
+    <w:p/>
+    <w:p/>
+    <w:p/>
+    <w:p/>
+    <w:p/>
+    <w:p/>
+    <w:p/>
+    <w:p/>
+    <w:p/>
+    <w:p/>
+    <w:p/>
+    <w:p/>
+    <w:p/>
+    <w:p>
+      <w:pPr>
+        <w:pStyle w:val="Heading1"/>
+      </w:pPr>
+      <w:r>
+        <w:lastRenderedPageBreak/>
+        <w:t xml:space="preserve">TASK </w:t>
+      </w:r>
+      <w:r>
+        <w:t>4</w:t>
+      </w:r>
+    </w:p>
+    <w:p>
+      <w:pPr>
+        <w:rPr>
+          <w:b/>
+          <w:bCs/>
+          <w:sz w:val="22"/>
+          <w:szCs w:val="22"/>
+        </w:rPr>
+      </w:pPr>
+      <w:r>
+        <w:rPr>
+          <w:b/>
+          <w:bCs/>
+          <w:sz w:val="22"/>
+          <w:szCs w:val="22"/>
+        </w:rPr>
+        <w:t>Object Diagram</w:t>
+      </w:r>
+      <w:r>
+        <w:rPr>
+          <w:b/>
+          <w:bCs/>
+          <w:sz w:val="22"/>
+          <w:szCs w:val="22"/>
+        </w:rPr>
+        <w:t>:</w:t>
+      </w:r>
+    </w:p>
+    <w:p>
+      <w:r>
+        <w:drawing>
+          <wp:anchor distT="0" distB="0" distL="114300" distR="114300" simplePos="0" relativeHeight="251659264" behindDoc="0" locked="0" layoutInCell="1" allowOverlap="1" wp14:anchorId="199B05C9" wp14:editId="734B76F5">
+            <wp:simplePos x="0" y="0"/>
+            <wp:positionH relativeFrom="margin">
+              <wp:align>left</wp:align>
+            </wp:positionH>
+            <wp:positionV relativeFrom="paragraph">
+              <wp:posOffset>3447</wp:posOffset>
+            </wp:positionV>
+            <wp:extent cx="4030980" cy="6057900"/>
+            <wp:effectExtent l="0" t="0" r="7620" b="0"/>
+            <wp:wrapNone/>
+            <wp:docPr id="544084441" name="Picture 3"/>
+            <wp:cNvGraphicFramePr>
+              <a:graphicFrameLocks xmlns:a="http://schemas.openxmlformats.org/drawingml/2006/main" noChangeAspect="1"/>
+            </wp:cNvGraphicFramePr>
+            <a:graphic xmlns:a="http://schemas.openxmlformats.org/drawingml/2006/main">
+              <a:graphicData uri="http://schemas.openxmlformats.org/drawingml/2006/picture">
+                <pic:pic xmlns:pic="http://schemas.openxmlformats.org/drawingml/2006/picture">
+                  <pic:nvPicPr>
+                    <pic:cNvPr id="0" name="Picture 6"/>
+                    <pic:cNvPicPr>
+                      <a:picLocks noChangeAspect="1" noChangeArrowheads="1"/>
+                    </pic:cNvPicPr>
+                  </pic:nvPicPr>
+                  <pic:blipFill>
+                    <a:blip r:embed="rId9">
+                      <a:extLst>
+                        <a:ext uri="{28A0092B-C50C-407E-A947-70E740481C1C}">
+                          <a14:useLocalDpi xmlns:a14="http://schemas.microsoft.com/office/drawing/2010/main" val="0"/>
+                        </a:ext>
+                      </a:extLst>
+                    </a:blip>
+                    <a:srcRect/>
+                    <a:stretch>
+                      <a:fillRect/>
+                    </a:stretch>
+                  </pic:blipFill>
+                  <pic:spPr bwMode="auto">
+                    <a:xfrm>
+                      <a:off x="0" y="0"/>
+                      <a:ext cx="4030980" cy="6057900"/>
+                    </a:xfrm>
+                    <a:prstGeom prst="rect">
+                      <a:avLst/>
+                    </a:prstGeom>
+                    <a:noFill/>
+                    <a:ln>
+                      <a:noFill/>
+                    </a:ln>
+                  </pic:spPr>
+                </pic:pic>
+              </a:graphicData>
+            </a:graphic>
+          </wp:anchor>
+        </w:drawing>
+      </w:r>
+    </w:p>
+    <w:p/>
+    <w:p/>
+    <w:p/>
+    <w:p/>
+    <w:p/>
+    <w:p/>
+    <w:p/>
+    <w:p/>
+    <w:p/>
+    <w:p/>
+    <w:p/>
+    <w:p/>
+    <w:p/>
+    <w:p/>
+    <w:p/>
+    <w:p/>
+    <w:p/>
+    <w:p/>
+    <w:p/>
+    <w:p/>
+    <w:p/>
+    <w:p/>
+    <w:p/>
+    <w:p/>
+    <w:p/>
+    <w:p>
+      <w:pPr>
+        <w:rPr>
+          <w:b/>
+          <w:bCs/>
+          <w:sz w:val="22"/>
+          <w:szCs w:val="22"/>
+        </w:rPr>
+      </w:pPr>
+      <w:r>
+        <w:rPr>
+          <w:b/>
+          <w:bCs/>
+          <w:sz w:val="22"/>
+          <w:szCs w:val="22"/>
+        </w:rPr>
+        <w:t>State</w:t>
+      </w:r>
+      <w:r>
+        <w:rPr>
+          <w:b/>
+          <w:bCs/>
+          <w:sz w:val="22"/>
+          <w:szCs w:val="22"/>
+        </w:rPr>
+        <w:t xml:space="preserve"> Diagram</w:t>
+      </w:r>
+      <w:r>
+        <w:rPr>
+          <w:b/>
+          <w:bCs/>
+          <w:sz w:val="22"/>
+          <w:szCs w:val="22"/>
+        </w:rPr>
+        <w:t>:</w:t>
+      </w:r>
+    </w:p>
+    <w:p>
+      <w:r>
+        <w:drawing>
+          <wp:anchor distT="0" distB="0" distL="114300" distR="114300" simplePos="0" relativeHeight="251660288" behindDoc="0" locked="0" layoutInCell="1" allowOverlap="1" wp14:anchorId="4D9477BF" wp14:editId="79ED459C">
+            <wp:simplePos x="0" y="0"/>
+            <wp:positionH relativeFrom="margin">
+              <wp:align>right</wp:align>
+            </wp:positionH>
+            <wp:positionV relativeFrom="paragraph">
+              <wp:posOffset>168275</wp:posOffset>
+            </wp:positionV>
+            <wp:extent cx="5731510" cy="340360"/>
+            <wp:effectExtent l="0" t="0" r="2540" b="2540"/>
+            <wp:wrapNone/>
+            <wp:docPr id="848804339" name="Picture 5"/>
+            <wp:cNvGraphicFramePr>
+              <a:graphicFrameLocks xmlns:a="http://schemas.openxmlformats.org/drawingml/2006/main" noChangeAspect="1"/>
+            </wp:cNvGraphicFramePr>
+            <a:graphic xmlns:a="http://schemas.openxmlformats.org/drawingml/2006/main">
+              <a:graphicData uri="http://schemas.openxmlformats.org/drawingml/2006/picture">
+                <pic:pic xmlns:pic="http://schemas.openxmlformats.org/drawingml/2006/picture">
+                  <pic:nvPicPr>
+                    <pic:cNvPr id="0" name="Picture 13"/>
+                    <pic:cNvPicPr>
+                      <a:picLocks noChangeAspect="1" noChangeArrowheads="1"/>
+                    </pic:cNvPicPr>
+                  </pic:nvPicPr>
+                  <pic:blipFill>
+                    <a:blip r:embed="rId10">
+                      <a:extLst>
+                        <a:ext uri="{28A0092B-C50C-407E-A947-70E740481C1C}">
+                          <a14:useLocalDpi xmlns:a14="http://schemas.microsoft.com/office/drawing/2010/main" val="0"/>
+                        </a:ext>
+                      </a:extLst>
+                    </a:blip>
+                    <a:srcRect/>
+                    <a:stretch>
+                      <a:fillRect/>
+                    </a:stretch>
+                  </pic:blipFill>
+                  <pic:spPr bwMode="auto">
+                    <a:xfrm>
+                      <a:off x="0" y="0"/>
+                      <a:ext cx="5731510" cy="340360"/>
+                    </a:xfrm>
+                    <a:prstGeom prst="rect">
+                      <a:avLst/>
+                    </a:prstGeom>
+                    <a:noFill/>
+                    <a:ln>
+                      <a:noFill/>
+                    </a:ln>
+                  </pic:spPr>
+                </pic:pic>
+              </a:graphicData>
+            </a:graphic>
+          </wp:anchor>
+        </w:drawing>
+      </w:r>
+    </w:p>
+    <w:p/>
+    <w:p/>
+    <w:p/>
+    <w:p/>
+    <w:p/>
+    <w:p/>
+    <w:p>
+      <w:pPr>
+        <w:rPr>
+          <w:b/>
+          <w:bCs/>
+          <w:sz w:val="22"/>
+          <w:szCs w:val="22"/>
+        </w:rPr>
+      </w:pPr>
+      <w:r>
+        <w:rPr>
+          <w:b/>
+          <w:bCs/>
+          <w:sz w:val="22"/>
+          <w:szCs w:val="22"/>
+        </w:rPr>
+        <w:lastRenderedPageBreak/>
+        <w:drawing>
+          <wp:anchor distT="0" distB="0" distL="114300" distR="114300" simplePos="0" relativeHeight="251667456" behindDoc="0" locked="0" layoutInCell="1" allowOverlap="1" wp14:anchorId="2D17D5DB" wp14:editId="1207CC9B">
+            <wp:simplePos x="0" y="0"/>
+            <wp:positionH relativeFrom="margin">
+              <wp:align>left</wp:align>
+            </wp:positionH>
+            <wp:positionV relativeFrom="paragraph">
+              <wp:posOffset>243205</wp:posOffset>
+            </wp:positionV>
+            <wp:extent cx="3223260" cy="8610600"/>
+            <wp:effectExtent l="0" t="0" r="0" b="0"/>
+            <wp:wrapNone/>
+            <wp:docPr id="1063154006" name="Picture 13"/>
+            <wp:cNvGraphicFramePr>
+              <a:graphicFrameLocks xmlns:a="http://schemas.openxmlformats.org/drawingml/2006/main" noChangeAspect="1"/>
+            </wp:cNvGraphicFramePr>
+            <a:graphic xmlns:a="http://schemas.openxmlformats.org/drawingml/2006/main">
+              <a:graphicData uri="http://schemas.openxmlformats.org/drawingml/2006/picture">
+                <pic:pic xmlns:pic="http://schemas.openxmlformats.org/drawingml/2006/picture">
+                  <pic:nvPicPr>
+                    <pic:cNvPr id="0" name="Picture 34"/>
+                    <pic:cNvPicPr>
+                      <a:picLocks noChangeAspect="1" noChangeArrowheads="1"/>
+                    </pic:cNvPicPr>
+                  </pic:nvPicPr>
+                  <pic:blipFill>
+                    <a:blip r:embed="rId11">
+                      <a:extLst>
+                        <a:ext uri="{28A0092B-C50C-407E-A947-70E740481C1C}">
+                          <a14:useLocalDpi xmlns:a14="http://schemas.microsoft.com/office/drawing/2010/main" val="0"/>
+                        </a:ext>
+                      </a:extLst>
+                    </a:blip>
+                    <a:srcRect/>
+                    <a:stretch>
+                      <a:fillRect/>
+                    </a:stretch>
+                  </pic:blipFill>
+                  <pic:spPr bwMode="auto">
+                    <a:xfrm>
+                      <a:off x="0" y="0"/>
+                      <a:ext cx="3223260" cy="8610600"/>
+                    </a:xfrm>
+                    <a:prstGeom prst="rect">
+                      <a:avLst/>
+                    </a:prstGeom>
+                    <a:noFill/>
+                    <a:ln>
+                      <a:noFill/>
+                    </a:ln>
+                  </pic:spPr>
+                </pic:pic>
+              </a:graphicData>
+            </a:graphic>
+          </wp:anchor>
+        </w:drawing>
+      </w:r>
+      <w:r>
+        <w:rPr>
+          <w:b/>
+          <w:bCs/>
+          <w:noProof/>
+          <w:sz w:val="22"/>
+          <w:szCs w:val="22"/>
+        </w:rPr>
+        <mc:AlternateContent>
+          <mc:Choice Requires="wps">
+            <w:drawing>
+              <wp:anchor distT="0" distB="0" distL="114300" distR="114300" simplePos="0" relativeHeight="251663360" behindDoc="0" locked="0" layoutInCell="1" allowOverlap="1" wp14:anchorId="6FB9C205" wp14:editId="06DF4735">
+                <wp:simplePos x="0" y="0"/>
+                <wp:positionH relativeFrom="margin">
+                  <wp:align>right</wp:align>
+                </wp:positionH>
+                <wp:positionV relativeFrom="paragraph">
+                  <wp:posOffset>6985</wp:posOffset>
+                </wp:positionV>
+                <wp:extent cx="2004060" cy="769620"/>
+                <wp:effectExtent l="0" t="0" r="0" b="0"/>
+                <wp:wrapNone/>
+                <wp:docPr id="178922261" name="Text Box 10"/>
+                <wp:cNvGraphicFramePr/>
+                <a:graphic xmlns:a="http://schemas.openxmlformats.org/drawingml/2006/main">
+                  <a:graphicData uri="http://schemas.microsoft.com/office/word/2010/wordprocessingShape">
+                    <wps:wsp>
+                      <wps:cNvSpPr txBox="1"/>
+                      <wps:spPr>
+                        <a:xfrm>
+                          <a:off x="0" y="0"/>
+                          <a:ext cx="2004060" cy="769620"/>
+                        </a:xfrm>
+                        <a:prstGeom prst="rect">
+                          <a:avLst/>
+                        </a:prstGeom>
+                        <a:noFill/>
+                        <a:ln w="6350">
+                          <a:noFill/>
+                        </a:ln>
+                      </wps:spPr>
+                      <wps:txbx>
+                        <w:txbxContent>
+                          <w:p>
+                            <w:pPr>
+                              <w:pStyle w:val="ListParagraph"/>
+                              <w:numPr>
+                                <w:ilvl w:val="0"/>
+                                <w:numId w:val="21"/>
+                              </w:numPr>
+                              <w:spacing w:after="0"/>
+                            </w:pPr>
+                            <w:r>
+                              <w:t xml:space="preserve">Decisions </w:t>
+                            </w:r>
+                          </w:p>
+                          <w:p>
+                            <w:pPr>
+                              <w:pStyle w:val="ListParagraph"/>
+                              <w:numPr>
+                                <w:ilvl w:val="0"/>
+                                <w:numId w:val="21"/>
+                              </w:numPr>
+                              <w:spacing w:after="0"/>
+                            </w:pPr>
+                            <w:r>
+                              <w:t xml:space="preserve">Guards </w:t>
+                            </w:r>
+                          </w:p>
+                          <w:p>
+                            <w:pPr>
+                              <w:pStyle w:val="ListParagraph"/>
+                              <w:numPr>
+                                <w:ilvl w:val="0"/>
+                                <w:numId w:val="21"/>
+                              </w:numPr>
+                              <w:spacing w:after="0"/>
+                            </w:pPr>
+                            <w:r>
+                              <w:t xml:space="preserve">Merges </w:t>
+                            </w:r>
+                          </w:p>
+                          <w:p>
+                            <w:pPr>
+                              <w:pStyle w:val="ListParagraph"/>
+                              <w:numPr>
+                                <w:ilvl w:val="0"/>
+                                <w:numId w:val="21"/>
+                              </w:numPr>
+                              <w:spacing w:after="0"/>
+                            </w:pPr>
+                            <w:r>
+                              <w:t>Fork/join</w:t>
+                            </w:r>
+                          </w:p>
+                        </w:txbxContent>
+                      </wps:txbx>
+                      <wps:bodyPr rot="0" spcFirstLastPara="0" vertOverflow="overflow" horzOverflow="overflow" vert="horz" wrap="square" lIns="91440" tIns="45720" rIns="91440" bIns="45720" numCol="1" spcCol="0" rtlCol="0" fromWordArt="0" anchor="t" anchorCtr="0" forceAA="0" compatLnSpc="1">
+                        <a:prstTxWarp prst="textNoShape">
+                          <a:avLst/>
+                        </a:prstTxWarp>
+                        <a:noAutofit/>
+                      </wps:bodyPr>
+                    </wps:wsp>
+                  </a:graphicData>
+                </a:graphic>
+                <wp14:sizeRelH relativeFrom="margin">
+                  <wp14:pctWidth>0</wp14:pctWidth>
+                </wp14:sizeRelH>
+                <wp14:sizeRelV relativeFrom="margin">
+                  <wp14:pctHeight>0</wp14:pctHeight>
+                </wp14:sizeRelV>
+              </wp:anchor>
+            </w:drawing>
+          </mc:Choice>
+          <mc:Fallback>
+            <w:pict>
+              <v:shapetype w14:anchorId="6FB9C205" id="_x0000_t202" coordsize="21600,21600" o:spt="202" path="m,l,21600r21600,l21600,xe">
+                <v:stroke joinstyle="miter"/>
+                <v:path gradientshapeok="t" o:connecttype="rect"/>
+              </v:shapetype>
+              <v:shape id="Text Box 10" o:spid="_x0000_s1026" type="#_x0000_t202" style="position:absolute;margin-left:106.6pt;margin-top:.55pt;width:157.8pt;height:60.6pt;z-index:251663360;visibility:visible;mso-wrap-style:square;mso-width-percent:0;mso-height-percent:0;mso-wrap-distance-left:9pt;mso-wrap-distance-top:0;mso-wrap-distance-right:9pt;mso-wrap-distance-bottom:0;mso-position-horizontal:right;mso-position-horizontal-relative:margin;mso-position-vertical:absolute;mso-position-vertical-relative:text;mso-width-percent:0;mso-height-percent:0;mso-width-relative:margin;mso-height-relative:margin;v-text-anchor:top" o:gfxdata="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" filled="f" stroked="f" strokeweight=".5pt">
+                <v:textbox>
+                  <w:txbxContent>
+                    <w:p>
+                      <w:pPr>
+                        <w:pStyle w:val="ListParagraph"/>
+                        <w:numPr>
+                          <w:ilvl w:val="0"/>
+                          <w:numId w:val="21"/>
+                        </w:numPr>
+                        <w:spacing w:after="0"/>
+                      </w:pPr>
+                      <w:r>
+                        <w:t xml:space="preserve">Decisions </w:t>
+                      </w:r>
+                    </w:p>
+                    <w:p>
+                      <w:pPr>
+                        <w:pStyle w:val="ListParagraph"/>
+                        <w:numPr>
+                          <w:ilvl w:val="0"/>
+                          <w:numId w:val="21"/>
+                        </w:numPr>
+                        <w:spacing w:after="0"/>
+                      </w:pPr>
+                      <w:r>
+                        <w:t xml:space="preserve">Guards </w:t>
+                      </w:r>
+                    </w:p>
+                    <w:p>
+                      <w:pPr>
+                        <w:pStyle w:val="ListParagraph"/>
+                        <w:numPr>
+                          <w:ilvl w:val="0"/>
+                          <w:numId w:val="21"/>
+                        </w:numPr>
+                        <w:spacing w:after="0"/>
+                      </w:pPr>
+                      <w:r>
+                        <w:t xml:space="preserve">Merges </w:t>
+                      </w:r>
+                    </w:p>
+                    <w:p>
+                      <w:pPr>
+                        <w:pStyle w:val="ListParagraph"/>
+                        <w:numPr>
+                          <w:ilvl w:val="0"/>
+                          <w:numId w:val="21"/>
+                        </w:numPr>
+                        <w:spacing w:after="0"/>
+                      </w:pPr>
+                      <w:r>
+                        <w:t>Fork/join</w:t>
+                      </w:r>
+                    </w:p>
+                  </w:txbxContent>
+                </v:textbox>
+                <w10:wrap anchorx="margin"/>
+              </v:shape>
+            </w:pict>
+          </mc:Fallback>
+        </mc:AlternateContent>
+      </w:r>
+      <w:r>
+        <w:rPr>
+          <w:b/>
+          <w:bCs/>
+          <w:sz w:val="22"/>
+          <w:szCs w:val="22"/>
+        </w:rPr>
+        <w:t xml:space="preserve">Activity Diagram 1 </w:t>
+      </w:r>
+      <w:r>
+        <w:rPr>
+          <w:b/>
+          <w:bCs/>
+          <w:sz w:val="22"/>
+          <w:szCs w:val="22"/>
+        </w:rPr>
+        <w:t xml:space="preserve">- </w:t>
+      </w:r>
+      <w:r>
+        <w:rPr>
+          <w:b/>
+          <w:bCs/>
+          <w:sz w:val="22"/>
+          <w:szCs w:val="22"/>
+        </w:rPr>
+        <w:t>Log and prioritise a complaint</w:t>
+      </w:r>
+      <w:r>
+        <w:rPr>
+          <w:b/>
+          <w:bCs/>
+          <w:sz w:val="22"/>
+          <w:szCs w:val="22"/>
+        </w:rPr>
+        <w:t>:</w:t>
+      </w:r>
+    </w:p>
+    <w:p>
+      <w:pPr>
+        <w:rPr>
+          <w:b/>
+          <w:bCs/>
+          <w:sz w:val="22"/>
+          <w:szCs w:val="22"/>
+        </w:rPr>
+      </w:pPr>
+    </w:p>
+    <w:p>
+      <w:pPr>
+        <w:rPr>
+          <w:b/>
+          <w:bCs/>
+          <w:sz w:val="22"/>
+          <w:szCs w:val="22"/>
+        </w:rPr>
+      </w:pPr>
+    </w:p>
+    <w:p>
+      <w:pPr>
+        <w:rPr>
+          <w:b/>
+          <w:bCs/>
+          <w:sz w:val="22"/>
+          <w:szCs w:val="22"/>
+        </w:rPr>
+      </w:pPr>
+    </w:p>
+    <w:p>
+      <w:pPr>
+        <w:rPr>
+          <w:b/>
+          <w:bCs/>
+          <w:sz w:val="22"/>
+          <w:szCs w:val="22"/>
+        </w:rPr>
+      </w:pPr>
+    </w:p>
+    <w:p>
+      <w:pPr>
+        <w:rPr>
+          <w:b/>
+          <w:bCs/>
+          <w:sz w:val="22"/>
+          <w:szCs w:val="22"/>
+        </w:rPr>
+      </w:pPr>
+    </w:p>
+    <w:p>
+      <w:pPr>
+        <w:rPr>
+          <w:b/>
+          <w:bCs/>
+          <w:sz w:val="22"/>
+          <w:szCs w:val="22"/>
+        </w:rPr>
+      </w:pPr>
+    </w:p>
+    <w:p>
+      <w:pPr>
+        <w:rPr>
+          <w:b/>
+          <w:bCs/>
+          <w:sz w:val="22"/>
+          <w:szCs w:val="22"/>
+        </w:rPr>
+      </w:pPr>
+    </w:p>
+    <w:p>
+      <w:pPr>
+        <w:rPr>
+          <w:b/>
+          <w:bCs/>
+          <w:sz w:val="22"/>
+          <w:szCs w:val="22"/>
+        </w:rPr>
+      </w:pPr>
+    </w:p>
+    <w:p>
+      <w:pPr>
+        <w:rPr>
+          <w:b/>
+          <w:bCs/>
+          <w:sz w:val="22"/>
+          <w:szCs w:val="22"/>
+        </w:rPr>
+      </w:pPr>
+    </w:p>
+    <w:p>
+      <w:pPr>
+        <w:rPr>
+          <w:b/>
+          <w:bCs/>
+          <w:sz w:val="22"/>
+          <w:szCs w:val="22"/>
+        </w:rPr>
+      </w:pPr>
+    </w:p>
+    <w:p>
+      <w:pPr>
+        <w:rPr>
+          <w:b/>
+          <w:bCs/>
+          <w:sz w:val="22"/>
+          <w:szCs w:val="22"/>
+        </w:rPr>
+      </w:pPr>
+    </w:p>
+    <w:p>
+      <w:pPr>
+        <w:rPr>
+          <w:b/>
+          <w:bCs/>
+          <w:sz w:val="22"/>
+          <w:szCs w:val="22"/>
+        </w:rPr>
+      </w:pPr>
+    </w:p>
+    <w:p>
+      <w:pPr>
+        <w:rPr>
+          <w:b/>
+          <w:bCs/>
+          <w:sz w:val="22"/>
+          <w:szCs w:val="22"/>
+        </w:rPr>
+      </w:pPr>
+    </w:p>
+    <w:p>
+      <w:pPr>
+        <w:rPr>
+          <w:b/>
+          <w:bCs/>
+          <w:sz w:val="22"/>
+          <w:szCs w:val="22"/>
+        </w:rPr>
+      </w:pPr>
+    </w:p>
+    <w:p>
+      <w:pPr>
+        <w:rPr>
+          <w:b/>
+          <w:bCs/>
+          <w:sz w:val="22"/>
+          <w:szCs w:val="22"/>
+        </w:rPr>
+      </w:pPr>
+    </w:p>
+    <w:p>
+      <w:pPr>
+        <w:rPr>
+          <w:b/>
+          <w:bCs/>
+          <w:sz w:val="22"/>
+          <w:szCs w:val="22"/>
+        </w:rPr>
+      </w:pPr>
+    </w:p>
+    <w:p>
+      <w:pPr>
+        <w:rPr>
+          <w:b/>
+          <w:bCs/>
+          <w:sz w:val="22"/>
+          <w:szCs w:val="22"/>
+        </w:rPr>
+      </w:pPr>
+    </w:p>
+    <w:p>
+      <w:pPr>
+        <w:rPr>
+          <w:b/>
+          <w:bCs/>
+          <w:sz w:val="22"/>
+          <w:szCs w:val="22"/>
+        </w:rPr>
+      </w:pPr>
+    </w:p>
+    <w:p>
+      <w:pPr>
+        <w:rPr>
+          <w:b/>
+          <w:bCs/>
+          <w:sz w:val="22"/>
+          <w:szCs w:val="22"/>
+        </w:rPr>
+      </w:pPr>
+    </w:p>
+    <w:p>
+      <w:pPr>
+        <w:rPr>
+          <w:b/>
+          <w:bCs/>
+          <w:sz w:val="22"/>
+          <w:szCs w:val="22"/>
+        </w:rPr>
+      </w:pPr>
+    </w:p>
+    <w:p>
+      <w:pPr>
+        <w:rPr>
+          <w:b/>
+          <w:bCs/>
+          <w:sz w:val="22"/>
+          <w:szCs w:val="22"/>
+        </w:rPr>
+      </w:pPr>
+    </w:p>
+    <w:p>
+      <w:pPr>
+        <w:rPr>
+          <w:b/>
+          <w:bCs/>
+          <w:sz w:val="22"/>
+          <w:szCs w:val="22"/>
+        </w:rPr>
+      </w:pPr>
+    </w:p>
+    <w:p>
+      <w:pPr>
+        <w:rPr>
+          <w:b/>
+          <w:bCs/>
+          <w:sz w:val="22"/>
+          <w:szCs w:val="22"/>
+        </w:rPr>
+      </w:pPr>
+    </w:p>
+    <w:p>
+      <w:pPr>
+        <w:rPr>
+          <w:b/>
+          <w:bCs/>
+          <w:sz w:val="22"/>
+          <w:szCs w:val="22"/>
+        </w:rPr>
+      </w:pPr>
+    </w:p>
+    <w:p>
+      <w:pPr>
+        <w:rPr>
+          <w:b/>
+          <w:bCs/>
+          <w:sz w:val="22"/>
+          <w:szCs w:val="22"/>
+        </w:rPr>
+      </w:pPr>
+    </w:p>
+    <w:p>
+      <w:pPr>
+        <w:rPr>
+          <w:b/>
+          <w:bCs/>
+          <w:sz w:val="22"/>
+          <w:szCs w:val="22"/>
+        </w:rPr>
+      </w:pPr>
+    </w:p>
+    <w:p>
+      <w:pPr>
+        <w:rPr>
+          <w:b/>
+          <w:bCs/>
+          <w:sz w:val="22"/>
+          <w:szCs w:val="22"/>
+        </w:rPr>
+      </w:pPr>
+    </w:p>
+    <w:p>
+      <w:pPr>
+        <w:rPr>
+          <w:b/>
+          <w:bCs/>
+          <w:sz w:val="22"/>
+          <w:szCs w:val="22"/>
+        </w:rPr>
+      </w:pPr>
+    </w:p>
+    <w:p>
+      <w:pPr>
+        <w:rPr>
+          <w:b/>
+          <w:bCs/>
+          <w:sz w:val="22"/>
+          <w:szCs w:val="22"/>
+        </w:rPr>
+      </w:pPr>
+    </w:p>
+    <w:p>
+      <w:pPr>
+        <w:rPr>
+          <w:b/>
+          <w:bCs/>
+          <w:sz w:val="22"/>
+          <w:szCs w:val="22"/>
+        </w:rPr>
+      </w:pPr>
+    </w:p>
+    <w:p>
+      <w:pPr>
+        <w:rPr>
+          <w:b/>
+          <w:bCs/>
+          <w:sz w:val="22"/>
+          <w:szCs w:val="22"/>
+        </w:rPr>
+      </w:pPr>
+    </w:p>
+    <w:p>
+      <w:pPr>
+        <w:rPr>
+          <w:b/>
+          <w:bCs/>
+          <w:sz w:val="22"/>
+          <w:szCs w:val="22"/>
+        </w:rPr>
+      </w:pPr>
+    </w:p>
+    <w:p>
+      <w:pPr>
+        <w:rPr>
+          <w:b/>
+          <w:bCs/>
+          <w:sz w:val="22"/>
+          <w:szCs w:val="22"/>
+        </w:rPr>
+      </w:pPr>
+    </w:p>
+    <w:p>
+      <w:pPr>
+        <w:rPr>
+          <w:b/>
+          <w:bCs/>
+          <w:sz w:val="22"/>
+          <w:szCs w:val="22"/>
+        </w:rPr>
+      </w:pPr>
+    </w:p>
+    <w:p>
+      <w:pPr>
+        <w:rPr>
+          <w:b/>
+          <w:bCs/>
+          <w:sz w:val="22"/>
+          <w:szCs w:val="22"/>
+        </w:rPr>
+      </w:pPr>
+      <w:r>
+        <w:rPr>
+          <w:b/>
+          <w:bCs/>
+          <w:noProof/>
+          <w:sz w:val="22"/>
+          <w:szCs w:val="22"/>
+        </w:rPr>
+        <mc:AlternateContent>
+          <mc:Choice Requires="wps">
+            <w:drawing>
+              <wp:anchor distT="0" distB="0" distL="114300" distR="114300" simplePos="0" relativeHeight="251666432" behindDoc="0" locked="0" layoutInCell="1" allowOverlap="1" wp14:anchorId="0FFE2185" wp14:editId="1E736699">
+                <wp:simplePos x="0" y="0"/>
+                <wp:positionH relativeFrom="column">
+                  <wp:posOffset>3520440</wp:posOffset>
+                </wp:positionH>
+                <wp:positionV relativeFrom="paragraph">
+                  <wp:posOffset>8890</wp:posOffset>
+                </wp:positionV>
+                <wp:extent cx="2682240" cy="579120"/>
+                <wp:effectExtent l="0" t="0" r="0" b="0"/>
+                <wp:wrapNone/>
+                <wp:docPr id="1587622941" name="Text Box 11"/>
+                <wp:cNvGraphicFramePr/>
+                <a:graphic xmlns:a="http://schemas.openxmlformats.org/drawingml/2006/main">
+                  <a:graphicData uri="http://schemas.microsoft.com/office/word/2010/wordprocessingShape">
+                    <wps:wsp>
+                      <wps:cNvSpPr txBox="1"/>
+                      <wps:spPr>
+                        <a:xfrm>
+                          <a:off x="0" y="0"/>
+                          <a:ext cx="2682240" cy="579120"/>
+                        </a:xfrm>
+                        <a:prstGeom prst="rect">
+                          <a:avLst/>
+                        </a:prstGeom>
+                        <a:noFill/>
+                        <a:ln w="6350">
+                          <a:noFill/>
+                        </a:ln>
+                      </wps:spPr>
+                      <wps:txbx>
+                        <w:txbxContent>
+                          <w:p>
+                            <w:pPr>
+                              <w:pStyle w:val="ListParagraph"/>
+                              <w:numPr>
+                                <w:ilvl w:val="0"/>
+                                <w:numId w:val="22"/>
+                              </w:numPr>
+                              <w:spacing w:after="0"/>
+                              <w:rPr>
+                                <w:rFonts w:ascii="Segoe UI Symbol" w:hAnsi="Segoe UI Symbol" w:cs="Segoe UI Symbol"/>
+                              </w:rPr>
+                            </w:pPr>
+                            <w:r>
+                              <w:t xml:space="preserve">loop </w:t>
+                            </w:r>
+                          </w:p>
+                          <w:p>
+                            <w:pPr>
+                              <w:pStyle w:val="ListParagraph"/>
+                              <w:numPr>
+                                <w:ilvl w:val="0"/>
+                                <w:numId w:val="22"/>
+                              </w:numPr>
+                              <w:spacing w:after="0"/>
+                            </w:pPr>
+                            <w:r>
+                              <w:t xml:space="preserve">called/composite activity  </w:t>
+                            </w:r>
+                          </w:p>
+                          <w:p>
+                            <w:pPr>
+                              <w:pStyle w:val="ListParagraph"/>
+                              <w:numPr>
+                                <w:ilvl w:val="0"/>
+                                <w:numId w:val="22"/>
+                              </w:numPr>
+                              <w:spacing w:after="0"/>
+                            </w:pPr>
+                            <w:r>
+                              <w:t>visible traversal</w:t>
+                            </w:r>
+                          </w:p>
+                        </w:txbxContent>
+                      </wps:txbx>
+                      <wps:bodyPr rot="0" spcFirstLastPara="0" vertOverflow="overflow" horzOverflow="overflow" vert="horz" wrap="square" lIns="91440" tIns="45720" rIns="91440" bIns="45720" numCol="1" spcCol="0" rtlCol="0" fromWordArt="0" anchor="t" anchorCtr="0" forceAA="0" compatLnSpc="1">
+                        <a:prstTxWarp prst="textNoShape">
+                          <a:avLst/>
+                        </a:prstTxWarp>
+                        <a:noAutofit/>
+                      </wps:bodyPr>
+                    </wps:wsp>
+                  </a:graphicData>
+                </a:graphic>
+                <wp14:sizeRelH relativeFrom="margin">
+                  <wp14:pctWidth>0</wp14:pctWidth>
+                </wp14:sizeRelH>
+                <wp14:sizeRelV relativeFrom="margin">
+                  <wp14:pctHeight>0</wp14:pctHeight>
+                </wp14:sizeRelV>
+              </wp:anchor>
+            </w:drawing>
+          </mc:Choice>
+          <mc:Fallback>
+            <w:pict>
+              <v:shape w14:anchorId="0FFE2185" id="Text Box 11" o:spid="_x0000_s1027" type="#_x0000_t202" style="position:absolute;margin-left:277.2pt;margin-top:.7pt;width:211.2pt;height:45.6pt;z-index:251666432;visibility:visible;mso-wrap-style:square;mso-width-percent:0;mso-height-percent:0;mso-wrap-distance-left:9pt;mso-wrap-distance-top:0;mso-wrap-distance-right:9pt;mso-wrap-distance-bottom:0;mso-position-horizontal:absolute;mso-position-horizontal-relative:text;mso-position-vertical:absolute;mso-position-vertical-relative:text;mso-width-percent:0;mso-height-percent:0;mso-width-relative:margin;mso-height-relative:margin;v-text-anchor:top" o:gfxdata="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" filled="f" stroked="f" strokeweight=".5pt">
+                <v:textbox>
+                  <w:txbxContent>
+                    <w:p>
+                      <w:pPr>
+                        <w:pStyle w:val="ListParagraph"/>
+                        <w:numPr>
+                          <w:ilvl w:val="0"/>
+                          <w:numId w:val="22"/>
+                        </w:numPr>
+                        <w:spacing w:after="0"/>
+                        <w:rPr>
+                          <w:rFonts w:ascii="Segoe UI Symbol" w:hAnsi="Segoe UI Symbol" w:cs="Segoe UI Symbol"/>
+                        </w:rPr>
+                      </w:pPr>
+                      <w:r>
+                        <w:t xml:space="preserve">loop </w:t>
+                      </w:r>
+                    </w:p>
+                    <w:p>
+                      <w:pPr>
+                        <w:pStyle w:val="ListParagraph"/>
+                        <w:numPr>
+                          <w:ilvl w:val="0"/>
+                          <w:numId w:val="22"/>
+                        </w:numPr>
+                        <w:spacing w:after="0"/>
+                      </w:pPr>
+                      <w:r>
+                        <w:t xml:space="preserve">called/composite activity  </w:t>
+                      </w:r>
+                    </w:p>
+                    <w:p>
+                      <w:pPr>
+                        <w:pStyle w:val="ListParagraph"/>
+                        <w:numPr>
+                          <w:ilvl w:val="0"/>
+                          <w:numId w:val="22"/>
+                        </w:numPr>
+                        <w:spacing w:after="0"/>
+                      </w:pPr>
+                      <w:r>
+                        <w:t>visible traversal</w:t>
+                      </w:r>
+                    </w:p>
+                  </w:txbxContent>
+                </v:textbox>
+              </v:shape>
+            </w:pict>
+          </mc:Fallback>
+        </mc:AlternateContent>
+      </w:r>
+      <w:r>
+        <w:rPr>
+          <w:b/>
+          <w:bCs/>
+          <w:sz w:val="22"/>
+          <w:szCs w:val="22"/>
+        </w:rPr>
+        <w:t>Activity Diagram 2</w:t>
+      </w:r>
+      <w:r>
+        <w:rPr>
+          <w:b/>
+          <w:bCs/>
+          <w:sz w:val="22"/>
+          <w:szCs w:val="22"/>
+        </w:rPr>
+        <w:t xml:space="preserve"> -</w:t>
+      </w:r>
+      <w:r>
+        <w:rPr>
+          <w:b/>
+          <w:bCs/>
+          <w:sz w:val="22"/>
+          <w:szCs w:val="22"/>
+        </w:rPr>
+        <w:t xml:space="preserve"> Traverse unresolved complaints</w:t>
+      </w:r>
+      <w:r>
+        <w:rPr>
+          <w:b/>
+          <w:bCs/>
+          <w:sz w:val="22"/>
+          <w:szCs w:val="22"/>
+        </w:rPr>
+        <w:t>:</w:t>
+      </w:r>
+    </w:p>
+    <w:p>
+      <w:pPr>
+        <w:rPr>
+          <w:b/>
+          <w:bCs/>
+          <w:sz w:val="22"/>
+          <w:szCs w:val="22"/>
+        </w:rPr>
+      </w:pPr>
+    </w:p>
+    <w:p>
+      <w:pPr>
+        <w:rPr>
+          <w:b/>
+          <w:bCs/>
+          <w:sz w:val="22"/>
+          <w:szCs w:val="22"/>
+        </w:rPr>
+      </w:pPr>
+      <w:r>
+        <w:rPr>
+          <w:b/>
+          <w:bCs/>
+          <w:sz w:val="22"/>
+          <w:szCs w:val="22"/>
+        </w:rPr>
+        <w:drawing>
+          <wp:anchor distT="0" distB="0" distL="114300" distR="114300" simplePos="0" relativeHeight="251668480" behindDoc="0" locked="0" layoutInCell="1" allowOverlap="1" wp14:anchorId="0F2BDED3" wp14:editId="412576A1">
+            <wp:simplePos x="0" y="0"/>
+            <wp:positionH relativeFrom="margin">
+              <wp:align>left</wp:align>
+            </wp:positionH>
+            <wp:positionV relativeFrom="paragraph">
+              <wp:posOffset>160020</wp:posOffset>
+            </wp:positionV>
+            <wp:extent cx="5731510" cy="4005580"/>
+            <wp:effectExtent l="0" t="0" r="2540" b="0"/>
+            <wp:wrapNone/>
+            <wp:docPr id="593542805" name="Picture 15"/>
+            <wp:cNvGraphicFramePr>
+              <a:graphicFrameLocks xmlns:a="http://schemas.openxmlformats.org/drawingml/2006/main" noChangeAspect="1"/>
+            </wp:cNvGraphicFramePr>
+            <a:graphic xmlns:a="http://schemas.openxmlformats.org/drawingml/2006/main">
+              <a:graphicData uri="http://schemas.openxmlformats.org/drawingml/2006/picture">
+                <pic:pic xmlns:pic="http://schemas.openxmlformats.org/drawingml/2006/picture">
+                  <pic:nvPicPr>
+                    <pic:cNvPr id="0" name="Picture 41"/>
+                    <pic:cNvPicPr>
+                      <a:picLocks noChangeAspect="1" noChangeArrowheads="1"/>
+                    </pic:cNvPicPr>
+                  </pic:nvPicPr>
+                  <pic:blipFill>
+                    <a:blip r:embed="rId12">
+                      <a:extLst>
+                        <a:ext uri="{28A0092B-C50C-407E-A947-70E740481C1C}">
+                          <a14:useLocalDpi xmlns:a14="http://schemas.microsoft.com/office/drawing/2010/main" val="0"/>
+                        </a:ext>
+                      </a:extLst>
+                    </a:blip>
+                    <a:srcRect/>
+                    <a:stretch>
+                      <a:fillRect/>
+                    </a:stretch>
+                  </pic:blipFill>
+                  <pic:spPr bwMode="auto">
+                    <a:xfrm>
+                      <a:off x="0" y="0"/>
+                      <a:ext cx="5731510" cy="4005580"/>
+                    </a:xfrm>
+                    <a:prstGeom prst="rect">
+                      <a:avLst/>
+                    </a:prstGeom>
+                    <a:noFill/>
+                    <a:ln>
+                      <a:noFill/>
+                    </a:ln>
+                  </pic:spPr>
+                </pic:pic>
+              </a:graphicData>
+            </a:graphic>
+          </wp:anchor>
+        </w:drawing>
+      </w:r>
+    </w:p>
+    <w:p>
+      <w:pPr>
+        <w:rPr>
+          <w:b/>
+          <w:bCs/>
+          <w:sz w:val="22"/>
+          <w:szCs w:val="22"/>
+        </w:rPr>
+      </w:pPr>
+    </w:p>
+    <w:p>
+      <w:pPr>
+        <w:rPr>
+          <w:b/>
+          <w:bCs/>
+          <w:sz w:val="22"/>
+          <w:szCs w:val="22"/>
+        </w:rPr>
+      </w:pPr>
+    </w:p>
+    <w:p>
+      <w:pPr>
+        <w:rPr>
+          <w:b/>
+          <w:bCs/>
+          <w:sz w:val="22"/>
+          <w:szCs w:val="22"/>
+        </w:rPr>
+      </w:pPr>
+    </w:p>
+    <w:p>
+      <w:pPr>
+        <w:rPr>
+          <w:b/>
+          <w:bCs/>
+          <w:sz w:val="22"/>
+          <w:szCs w:val="22"/>
+        </w:rPr>
+      </w:pPr>
+    </w:p>
+    <w:p>
+      <w:pPr>
+        <w:rPr>
+          <w:b/>
+          <w:bCs/>
+          <w:sz w:val="22"/>
+          <w:szCs w:val="22"/>
+        </w:rPr>
+      </w:pPr>
+    </w:p>
+    <w:p>
+      <w:pPr>
+        <w:rPr>
+          <w:b/>
+          <w:bCs/>
+          <w:sz w:val="22"/>
+          <w:szCs w:val="22"/>
+        </w:rPr>
+      </w:pPr>
+    </w:p>
+    <w:p>
+      <w:pPr>
+        <w:rPr>
+          <w:b/>
+          <w:bCs/>
+          <w:sz w:val="22"/>
+          <w:szCs w:val="22"/>
+        </w:rPr>
+      </w:pPr>
+    </w:p>
+    <w:p>
+      <w:pPr>
+        <w:rPr>
+          <w:b/>
+          <w:bCs/>
+          <w:sz w:val="22"/>
+          <w:szCs w:val="22"/>
+        </w:rPr>
+      </w:pPr>
+    </w:p>
+    <w:p>
+      <w:pPr>
+        <w:rPr>
+          <w:b/>
+          <w:bCs/>
+          <w:sz w:val="22"/>
+          <w:szCs w:val="22"/>
+        </w:rPr>
+      </w:pPr>
+    </w:p>
+    <w:p>
+      <w:pPr>
+        <w:rPr>
+          <w:b/>
+          <w:bCs/>
+          <w:sz w:val="22"/>
+          <w:szCs w:val="22"/>
+        </w:rPr>
+      </w:pPr>
+    </w:p>
+    <w:p>
+      <w:pPr>
+        <w:rPr>
+          <w:b/>
+          <w:bCs/>
+          <w:sz w:val="22"/>
+          <w:szCs w:val="22"/>
+        </w:rPr>
+      </w:pPr>
+    </w:p>
+    <w:p>
+      <w:pPr>
+        <w:rPr>
+          <w:b/>
+          <w:bCs/>
+          <w:sz w:val="22"/>
+          <w:szCs w:val="22"/>
+        </w:rPr>
+      </w:pPr>
+    </w:p>
+    <w:p>
+      <w:pPr>
+        <w:rPr>
+          <w:b/>
+          <w:bCs/>
+          <w:sz w:val="22"/>
+          <w:szCs w:val="22"/>
+        </w:rPr>
+      </w:pPr>
+    </w:p>
+    <w:p>
+      <w:pPr>
+        <w:rPr>
+          <w:b/>
+          <w:bCs/>
+          <w:sz w:val="22"/>
+          <w:szCs w:val="22"/>
+        </w:rPr>
+      </w:pPr>
+    </w:p>
+    <w:p>
+      <w:pPr>
+        <w:rPr>
+          <w:b/>
+          <w:bCs/>
+          <w:sz w:val="22"/>
+          <w:szCs w:val="22"/>
+        </w:rPr>
+      </w:pPr>
+    </w:p>
+    <w:p>
+      <w:pPr>
+        <w:rPr>
+          <w:b/>
+          <w:bCs/>
+          <w:sz w:val="22"/>
+          <w:szCs w:val="22"/>
+        </w:rPr>
+      </w:pPr>
+    </w:p>
+    <w:p>
+      <w:pPr>
+        <w:rPr>
+          <w:b/>
+          <w:bCs/>
+          <w:sz w:val="22"/>
+          <w:szCs w:val="22"/>
+        </w:rPr>
+      </w:pPr>
+      <w:r>
+        <w:rPr>
+          <w:b/>
+          <w:bCs/>
+          <w:noProof/>
+          <w:sz w:val="22"/>
+          <w:szCs w:val="22"/>
+        </w:rPr>
+        <mc:AlternateContent>
+          <mc:Choice Requires="wps">
+            <w:drawing>
+              <wp:anchor distT="0" distB="0" distL="114300" distR="114300" simplePos="0" relativeHeight="251665408" behindDoc="0" locked="0" layoutInCell="1" allowOverlap="1" wp14:anchorId="5C4908F1" wp14:editId="3A46CF64">
+                <wp:simplePos x="0" y="0"/>
+                <wp:positionH relativeFrom="margin">
+                  <wp:posOffset>4076700</wp:posOffset>
+                </wp:positionH>
+                <wp:positionV relativeFrom="paragraph">
+                  <wp:posOffset>149860</wp:posOffset>
+                </wp:positionV>
+                <wp:extent cx="1844040" cy="464820"/>
+                <wp:effectExtent l="0" t="0" r="0" b="0"/>
+                <wp:wrapNone/>
+                <wp:docPr id="1072801881" name="Text Box 10"/>
+                <wp:cNvGraphicFramePr/>
+                <a:graphic xmlns:a="http://schemas.openxmlformats.org/drawingml/2006/main">
+                  <a:graphicData uri="http://schemas.microsoft.com/office/word/2010/wordprocessingShape">
+                    <wps:wsp>
+                      <wps:cNvSpPr txBox="1"/>
+                      <wps:spPr>
+                        <a:xfrm>
+                          <a:off x="0" y="0"/>
+                          <a:ext cx="1844040" cy="464820"/>
+                        </a:xfrm>
+                        <a:prstGeom prst="rect">
+                          <a:avLst/>
+                        </a:prstGeom>
+                        <a:noFill/>
+                        <a:ln w="6350">
+                          <a:noFill/>
+                        </a:ln>
+                      </wps:spPr>
+                      <wps:txbx>
+                        <w:txbxContent>
+                          <w:p>
+                            <w:pPr>
+                              <w:pStyle w:val="ListParagraph"/>
+                              <w:numPr>
+                                <w:ilvl w:val="0"/>
+                                <w:numId w:val="21"/>
+                              </w:numPr>
+                              <w:spacing w:after="0"/>
+                            </w:pPr>
+                            <w:r>
+                              <w:t>Swim lanes</w:t>
+                            </w:r>
+                          </w:p>
+                          <w:p>
+                            <w:pPr>
+                              <w:pStyle w:val="ListParagraph"/>
+                              <w:numPr>
+                                <w:ilvl w:val="0"/>
+                                <w:numId w:val="21"/>
+                              </w:numPr>
+                              <w:spacing w:after="0"/>
+                            </w:pPr>
+                            <w:r>
+                              <w:t>lifecycle workflow</w:t>
+                            </w:r>
+                          </w:p>
+                        </w:txbxContent>
+                      </wps:txbx>
+                      <wps:bodyPr rot="0" spcFirstLastPara="0" vertOverflow="overflow" horzOverflow="overflow" vert="horz" wrap="square" lIns="91440" tIns="45720" rIns="91440" bIns="45720" numCol="1" spcCol="0" rtlCol="0" fromWordArt="0" anchor="t" anchorCtr="0" forceAA="0" compatLnSpc="1">
+                        <a:prstTxWarp prst="textNoShape">
+                          <a:avLst/>
+                        </a:prstTxWarp>
+                        <a:noAutofit/>
+                      </wps:bodyPr>
+                    </wps:wsp>
+                  </a:graphicData>
+                </a:graphic>
+                <wp14:sizeRelH relativeFrom="margin">
+                  <wp14:pctWidth>0</wp14:pctWidth>
+                </wp14:sizeRelH>
+                <wp14:sizeRelV relativeFrom="margin">
+                  <wp14:pctHeight>0</wp14:pctHeight>
+                </wp14:sizeRelV>
+              </wp:anchor>
+            </w:drawing>
+          </mc:Choice>
+          <mc:Fallback>
+            <w:pict>
+              <v:shape w14:anchorId="5C4908F1" id="_x0000_s1028" type="#_x0000_t202" style="position:absolute;margin-left:321pt;margin-top:11.8pt;width:145.2pt;height:36.6pt;z-index:251665408;visibility:visible;mso-wrap-style:square;mso-width-percent:0;mso-height-percent:0;mso-wrap-distance-left:9pt;mso-wrap-distance-top:0;mso-wrap-distance-right:9pt;mso-wrap-distance-bottom:0;mso-position-horizontal:absolute;mso-position-horizontal-relative:margin;mso-position-vertical:absolute;mso-position-vertical-relative:text;mso-width-percent:0;mso-height-percent:0;mso-width-relative:margin;mso-height-relative:margin;v-text-anchor:top" o:gfxdata="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" filled="f" stroked="f" strokeweight=".5pt">
+                <v:textbox>
+                  <w:txbxContent>
+                    <w:p>
+                      <w:pPr>
+                        <w:pStyle w:val="ListParagraph"/>
+                        <w:numPr>
+                          <w:ilvl w:val="0"/>
+                          <w:numId w:val="21"/>
+                        </w:numPr>
+                        <w:spacing w:after="0"/>
+                      </w:pPr>
+                      <w:r>
+                        <w:t>Swim lanes</w:t>
+                      </w:r>
+                    </w:p>
+                    <w:p>
+                      <w:pPr>
+                        <w:pStyle w:val="ListParagraph"/>
+                        <w:numPr>
+                          <w:ilvl w:val="0"/>
+                          <w:numId w:val="21"/>
+                        </w:numPr>
+                        <w:spacing w:after="0"/>
+                      </w:pPr>
+                      <w:r>
+                        <w:t>lifecycle workflow</w:t>
+                      </w:r>
+                    </w:p>
+                  </w:txbxContent>
+                </v:textbox>
+                <w10:wrap anchorx="margin"/>
+              </v:shape>
+            </w:pict>
+          </mc:Fallback>
+        </mc:AlternateContent>
+      </w:r>
+    </w:p>
+    <w:p>
+      <w:pPr>
+        <w:rPr>
+          <w:b/>
+          <w:bCs/>
+          <w:sz w:val="22"/>
+          <w:szCs w:val="22"/>
+        </w:rPr>
+      </w:pPr>
+      <w:r>
+        <w:rPr>
+          <w:b/>
+          <w:bCs/>
+          <w:sz w:val="22"/>
+          <w:szCs w:val="22"/>
+        </w:rPr>
+        <w:t xml:space="preserve">Activity Diagram 3 </w:t>
+      </w:r>
+      <w:r>
+        <w:rPr>
+          <w:b/>
+          <w:bCs/>
+          <w:sz w:val="22"/>
+          <w:szCs w:val="22"/>
+        </w:rPr>
+        <w:t xml:space="preserve">- </w:t>
+      </w:r>
+      <w:r>
+        <w:rPr>
+          <w:b/>
+          <w:bCs/>
+          <w:sz w:val="22"/>
+          <w:szCs w:val="22"/>
+        </w:rPr>
+        <w:t>Process a complaint through its lifecycle</w:t>
+      </w:r>
+      <w:r>
+        <w:rPr>
+          <w:b/>
+          <w:bCs/>
+          <w:sz w:val="22"/>
+          <w:szCs w:val="22"/>
+        </w:rPr>
+        <w:t>:</w:t>
+      </w:r>
+    </w:p>
+    <w:p>
+      <w:pPr>
+        <w:rPr>
+          <w:b/>
+          <w:bCs/>
+          <w:sz w:val="22"/>
+          <w:szCs w:val="22"/>
+        </w:rPr>
+      </w:pPr>
+      <w:r>
+        <w:rPr>
+          <w:b/>
+          <w:bCs/>
+          <w:sz w:val="22"/>
+          <w:szCs w:val="22"/>
+        </w:rPr>
+        <w:drawing>
+          <wp:anchor distT="0" distB="0" distL="114300" distR="114300" simplePos="0" relativeHeight="251661312" behindDoc="0" locked="0" layoutInCell="1" allowOverlap="1" wp14:anchorId="12CD5F74" wp14:editId="51FB3CA6">
+            <wp:simplePos x="0" y="0"/>
+            <wp:positionH relativeFrom="column">
+              <wp:posOffset>0</wp:posOffset>
+            </wp:positionH>
+            <wp:positionV relativeFrom="paragraph">
+              <wp:posOffset>1482</wp:posOffset>
+            </wp:positionV>
+            <wp:extent cx="5731510" cy="3368675"/>
+            <wp:effectExtent l="0" t="0" r="2540" b="3175"/>
+            <wp:wrapNone/>
+            <wp:docPr id="1075670939" name="Picture 7"/>
+            <wp:cNvGraphicFramePr>
+              <a:graphicFrameLocks xmlns:a="http://schemas.openxmlformats.org/drawingml/2006/main" noChangeAspect="1"/>
+            </wp:cNvGraphicFramePr>
+            <a:graphic xmlns:a="http://schemas.openxmlformats.org/drawingml/2006/main">
+              <a:graphicData uri="http://schemas.openxmlformats.org/drawingml/2006/picture">
+                <pic:pic xmlns:pic="http://schemas.openxmlformats.org/drawingml/2006/picture">
+                  <pic:nvPicPr>
+                    <pic:cNvPr id="0" name="Picture 20"/>
+                    <pic:cNvPicPr>
+                      <a:picLocks noChangeAspect="1" noChangeArrowheads="1"/>
+                    </pic:cNvPicPr>
+                  </pic:nvPicPr>
+                  <pic:blipFill>
+                    <a:blip r:embed="rId13">
+                      <a:extLst>
+                        <a:ext uri="{28A0092B-C50C-407E-A947-70E740481C1C}">
+                          <a14:useLocalDpi xmlns:a14="http://schemas.microsoft.com/office/drawing/2010/main" val="0"/>
+                        </a:ext>
+                      </a:extLst>
+                    </a:blip>
+                    <a:srcRect/>
+                    <a:stretch>
+                      <a:fillRect/>
+                    </a:stretch>
+                  </pic:blipFill>
+                  <pic:spPr bwMode="auto">
+                    <a:xfrm>
+                      <a:off x="0" y="0"/>
+                      <a:ext cx="5731510" cy="3368675"/>
+                    </a:xfrm>
+                    <a:prstGeom prst="rect">
+                      <a:avLst/>
+                    </a:prstGeom>
+                    <a:noFill/>
+                    <a:ln>
+                      <a:noFill/>
+                    </a:ln>
+                  </pic:spPr>
+                </pic:pic>
+              </a:graphicData>
+            </a:graphic>
+          </wp:anchor>
+        </w:drawing>
+      </w:r>
+    </w:p>
+    <w:p>
+      <w:pPr>
+        <w:rPr>
+          <w:b/>
+          <w:bCs/>
+          <w:sz w:val="22"/>
+          <w:szCs w:val="22"/>
+        </w:rPr>
+      </w:pPr>
+    </w:p>
+    <w:p>
+      <w:pPr>
+        <w:rPr>
+          <w:b/>
+          <w:bCs/>
+          <w:sz w:val="22"/>
+          <w:szCs w:val="22"/>
+        </w:rPr>
+      </w:pPr>
+    </w:p>
+    <w:p>
+      <w:pPr>
+        <w:rPr>
+          <w:b/>
+          <w:bCs/>
+          <w:sz w:val="22"/>
+          <w:szCs w:val="22"/>
+        </w:rPr>
+      </w:pPr>
+    </w:p>
+    <w:p>
+      <w:pPr>
+        <w:rPr>
+          <w:b/>
+          <w:bCs/>
+          <w:sz w:val="22"/>
+          <w:szCs w:val="22"/>
+        </w:rPr>
+      </w:pPr>
+    </w:p>
+    <w:p>
+      <w:pPr>
+        <w:rPr>
+          <w:b/>
+          <w:bCs/>
+          <w:sz w:val="22"/>
+          <w:szCs w:val="22"/>
+        </w:rPr>
+      </w:pPr>
+    </w:p>
+    <w:p>
+      <w:pPr>
+        <w:rPr>
+          <w:b/>
+          <w:bCs/>
+          <w:sz w:val="22"/>
+          <w:szCs w:val="22"/>
+        </w:rPr>
+      </w:pPr>
+    </w:p>
+    <w:p>
+      <w:pPr>
+        <w:rPr>
+          <w:b/>
+          <w:bCs/>
+          <w:sz w:val="22"/>
+          <w:szCs w:val="22"/>
+        </w:rPr>
+      </w:pPr>
+    </w:p>
+    <w:p>
+      <w:pPr>
+        <w:rPr>
+          <w:b/>
+          <w:bCs/>
+          <w:sz w:val="22"/>
+          <w:szCs w:val="22"/>
+        </w:rPr>
+      </w:pPr>
+    </w:p>
+    <w:p>
+      <w:pPr>
+        <w:rPr>
+          <w:b/>
+          <w:bCs/>
+          <w:sz w:val="22"/>
+          <w:szCs w:val="22"/>
+        </w:rPr>
+      </w:pPr>
+    </w:p>
+    <w:p>
+      <w:pPr>
+        <w:rPr>
+          <w:b/>
+          <w:bCs/>
+          <w:sz w:val="22"/>
+          <w:szCs w:val="22"/>
+        </w:rPr>
+      </w:pPr>
+    </w:p>
+    <w:p>
+      <w:pPr>
+        <w:rPr>
+          <w:b/>
+          <w:bCs/>
+          <w:sz w:val="22"/>
+          <w:szCs w:val="22"/>
+        </w:rPr>
+      </w:pPr>
+    </w:p>
+    <w:p>
+      <w:pPr>
+        <w:rPr>
+          <w:b/>
+          <w:bCs/>
+          <w:sz w:val="22"/>
+          <w:szCs w:val="22"/>
+        </w:rPr>
+      </w:pPr>
+    </w:p>
+    <w:p>
+      <w:pPr>
+        <w:rPr>
+          <w:b/>
+          <w:bCs/>
+          <w:sz w:val="22"/>
+          <w:szCs w:val="22"/>
+        </w:rPr>
+      </w:pPr>
+    </w:p>
+    <w:p>
+      <w:pPr>
+        <w:rPr>
+          <w:b/>
+          <w:bCs/>
+          <w:sz w:val="22"/>
+          <w:szCs w:val="22"/>
+        </w:rPr>
+      </w:pPr>
+    </w:p>
+    <w:p>
+      <w:pPr>
+        <w:rPr>
+          <w:b/>
+          <w:bCs/>
+          <w:sz w:val="22"/>
+          <w:szCs w:val="22"/>
+        </w:rPr>
+      </w:pPr>
+    </w:p>
     <w:sectPr>
-      <w:headerReference w:type="default" r:id="rId9"/>
+      <w:headerReference w:type="default" r:id="rId14"/>
       <w:pgSz w:w="11906" w:h="16838"/>
       <w:pgMar w:top="1440" w:right="1440" w:bottom="1440" w:left="1440" w:header="708" w:footer="708" w:gutter="0"/>
       <w:cols w:space="708"/>
@@ -1193,7 +2938,7 @@
         </mc:Choice>
         <mc:Fallback>
           <w:pict>
-            <v:rect w14:anchorId="10FAEFA2" id="Rectangle 200" o:spid="_x0000_s1026" style="position:absolute;margin-left:1.85pt;margin-top:36.9pt;width:449.4pt;height:22.9pt;z-index:-251658240;visibility:visible;mso-wrap-style:square;mso-width-percent:0;mso-height-percent:0;mso-wrap-distance-left:9.35pt;mso-wrap-distance-top:0;mso-wrap-distance-right:9.35pt;mso-wrap-distance-bottom:0;mso-position-horizontal:absolute;mso-position-horizontal-relative:margin;mso-position-vertical:absolute;mso-position-vertical-relative:page;mso-width-percent:0;mso-height-percent:0;mso-width-relative:margin;mso-height-relative:page;v-text-anchor:middle" o:gfxdata="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" o:allowoverlap="f" fillcolor="#df2e28 [3204]" stroked="f" strokeweight="1pt">
+            <v:rect w14:anchorId="10FAEFA2" id="Rectangle 200" o:spid="_x0000_s1029" style="position:absolute;margin-left:1.85pt;margin-top:36.9pt;width:449.4pt;height:22.9pt;z-index:-251658240;visibility:visible;mso-wrap-style:square;mso-width-percent:0;mso-height-percent:0;mso-wrap-distance-left:9.35pt;mso-wrap-distance-top:0;mso-wrap-distance-right:9.35pt;mso-wrap-distance-bottom:0;mso-position-horizontal:absolute;mso-position-horizontal-relative:margin;mso-position-vertical:absolute;mso-position-vertical-relative:page;mso-width-percent:0;mso-height-percent:0;mso-width-relative:margin;mso-height-relative:page;v-text-anchor:middle" o:gfxdata="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" o:allowoverlap="f" fillcolor="#df2e28 [3204]" stroked="f" strokeweight="1pt">
               <v:textbox>
                 <w:txbxContent>
                   <w:sdt>
@@ -2189,6 +3934,119 @@
     </w:lvl>
   </w:abstractNum>
   <w:abstractNum w:abstractNumId="7" w15:restartNumberingAfterBreak="0">
+    <w:nsid w:val="1F1E02A1"/>
+    <w:multiLevelType w:val="hybridMultilevel"/>
+    <w:tmpl w:val="01149F2E"/>
+    <w:lvl w:ilvl="0" w:tplc="1C090001">
+      <w:start w:val="1"/>
+      <w:numFmt w:val="bullet"/>
+      <w:lvlText w:val=""/>
+      <w:lvlJc w:val="left"/>
+      <w:pPr>
+        <w:ind w:left="720" w:hanging="360"/>
+      </w:pPr>
+      <w:rPr>
+        <w:rFonts w:ascii="Symbol" w:hAnsi="Symbol" w:hint="default"/>
+      </w:rPr>
+    </w:lvl>
+    <w:lvl w:ilvl="1" w:tplc="1C090003" w:tentative="1">
+      <w:start w:val="1"/>
+      <w:numFmt w:val="bullet"/>
+      <w:lvlText w:val="o"/>
+      <w:lvlJc w:val="left"/>
+      <w:pPr>
+        <w:ind w:left="1440" w:hanging="360"/>
+      </w:pPr>
+      <w:rPr>
+        <w:rFonts w:ascii="Courier New" w:hAnsi="Courier New" w:cs="Courier New" w:hint="default"/>
+      </w:rPr>
+    </w:lvl>
+    <w:lvl w:ilvl="2" w:tplc="1C090005" w:tentative="1">
+      <w:start w:val="1"/>
+      <w:numFmt w:val="bullet"/>
+      <w:lvlText w:val=""/>
+      <w:lvlJc w:val="left"/>
+      <w:pPr>
+        <w:ind w:left="2160" w:hanging="360"/>
+      </w:pPr>
+      <w:rPr>
+        <w:rFonts w:ascii="Wingdings" w:hAnsi="Wingdings" w:hint="default"/>
+      </w:rPr>
+    </w:lvl>
+    <w:lvl w:ilvl="3" w:tplc="1C090001" w:tentative="1">
+      <w:start w:val="1"/>
+      <w:numFmt w:val="bullet"/>
+      <w:lvlText w:val=""/>
+      <w:lvlJc w:val="left"/>
+      <w:pPr>
+        <w:ind w:left="2880" w:hanging="360"/>
+      </w:pPr>
+      <w:rPr>
+        <w:rFonts w:ascii="Symbol" w:hAnsi="Symbol" w:hint="default"/>
+      </w:rPr>
+    </w:lvl>
+    <w:lvl w:ilvl="4" w:tplc="1C090003" w:tentative="1">
+      <w:start w:val="1"/>
+      <w:numFmt w:val="bullet"/>
+      <w:lvlText w:val="o"/>
+      <w:lvlJc w:val="left"/>
+      <w:pPr>
+        <w:ind w:left="3600" w:hanging="360"/>
+      </w:pPr>
+      <w:rPr>
+        <w:rFonts w:ascii="Courier New" w:hAnsi="Courier New" w:cs="Courier New" w:hint="default"/>
+      </w:rPr>
+    </w:lvl>
+    <w:lvl w:ilvl="5" w:tplc="1C090005" w:tentative="1">
+      <w:start w:val="1"/>
+      <w:numFmt w:val="bullet"/>
+      <w:lvlText w:val=""/>
+      <w:lvlJc w:val="left"/>
+      <w:pPr>
+        <w:ind w:left="4320" w:hanging="360"/>
+      </w:pPr>
+      <w:rPr>
+        <w:rFonts w:ascii="Wingdings" w:hAnsi="Wingdings" w:hint="default"/>
+      </w:rPr>
+    </w:lvl>
+    <w:lvl w:ilvl="6" w:tplc="1C090001" w:tentative="1">
+      <w:start w:val="1"/>
+      <w:numFmt w:val="bullet"/>
+      <w:lvlText w:val=""/>
+      <w:lvlJc w:val="left"/>
+      <w:pPr>
+        <w:ind w:left="5040" w:hanging="360"/>
+      </w:pPr>
+      <w:rPr>
+        <w:rFonts w:ascii="Symbol" w:hAnsi="Symbol" w:hint="default"/>
+      </w:rPr>
+    </w:lvl>
+    <w:lvl w:ilvl="7" w:tplc="1C090003" w:tentative="1">
+      <w:start w:val="1"/>
+      <w:numFmt w:val="bullet"/>
+      <w:lvlText w:val="o"/>
+      <w:lvlJc w:val="left"/>
+      <w:pPr>
+        <w:ind w:left="5760" w:hanging="360"/>
+      </w:pPr>
+      <w:rPr>
+        <w:rFonts w:ascii="Courier New" w:hAnsi="Courier New" w:cs="Courier New" w:hint="default"/>
+      </w:rPr>
+    </w:lvl>
+    <w:lvl w:ilvl="8" w:tplc="1C090005" w:tentative="1">
+      <w:start w:val="1"/>
+      <w:numFmt w:val="bullet"/>
+      <w:lvlText w:val=""/>
+      <w:lvlJc w:val="left"/>
+      <w:pPr>
+        <w:ind w:left="6480" w:hanging="360"/>
+      </w:pPr>
+      <w:rPr>
+        <w:rFonts w:ascii="Wingdings" w:hAnsi="Wingdings" w:hint="default"/>
+      </w:rPr>
+    </w:lvl>
+  </w:abstractNum>
+  <w:abstractNum w:abstractNumId="8" w15:restartNumberingAfterBreak="0">
     <w:nsid w:val="2B9D6675"/>
     <w:multiLevelType w:val="multilevel"/>
     <w:tmpl w:val="BE7A07A0"/>
@@ -2305,7 +4163,7 @@
       </w:pPr>
     </w:lvl>
   </w:abstractNum>
-  <w:abstractNum w:abstractNumId="8" w15:restartNumberingAfterBreak="0">
+  <w:abstractNum w:abstractNumId="9" w15:restartNumberingAfterBreak="0">
     <w:nsid w:val="2BA17EB4"/>
     <w:multiLevelType w:val="hybridMultilevel"/>
     <w:tmpl w:val="3564A9B0"/>
@@ -2417,7 +4275,7 @@
       </w:rPr>
     </w:lvl>
   </w:abstractNum>
-  <w:abstractNum w:abstractNumId="9" w15:restartNumberingAfterBreak="0">
+  <w:abstractNum w:abstractNumId="10" w15:restartNumberingAfterBreak="0">
     <w:nsid w:val="341E27DD"/>
     <w:multiLevelType w:val="multilevel"/>
     <w:tmpl w:val="0D7A4B64"/>
@@ -2530,7 +4388,7 @@
       </w:pPr>
     </w:lvl>
   </w:abstractNum>
-  <w:abstractNum w:abstractNumId="10" w15:restartNumberingAfterBreak="0">
+  <w:abstractNum w:abstractNumId="11" w15:restartNumberingAfterBreak="0">
     <w:nsid w:val="3A161027"/>
     <w:multiLevelType w:val="hybridMultilevel"/>
     <w:tmpl w:val="D6203914"/>
@@ -2643,7 +4501,7 @@
       </w:rPr>
     </w:lvl>
   </w:abstractNum>
-  <w:abstractNum w:abstractNumId="11" w15:restartNumberingAfterBreak="0">
+  <w:abstractNum w:abstractNumId="12" w15:restartNumberingAfterBreak="0">
     <w:nsid w:val="3D3F4B8F"/>
     <w:multiLevelType w:val="multilevel"/>
     <w:tmpl w:val="CCC8B4BE"/>
@@ -2792,7 +4650,7 @@
       </w:rPr>
     </w:lvl>
   </w:abstractNum>
-  <w:abstractNum w:abstractNumId="12" w15:restartNumberingAfterBreak="0">
+  <w:abstractNum w:abstractNumId="13" w15:restartNumberingAfterBreak="0">
     <w:nsid w:val="3E3650FE"/>
     <w:multiLevelType w:val="hybridMultilevel"/>
     <w:tmpl w:val="39E8F52A"/>
@@ -2904,7 +4762,7 @@
       </w:rPr>
     </w:lvl>
   </w:abstractNum>
-  <w:abstractNum w:abstractNumId="13" w15:restartNumberingAfterBreak="0">
+  <w:abstractNum w:abstractNumId="14" w15:restartNumberingAfterBreak="0">
     <w:nsid w:val="3FAD093B"/>
     <w:multiLevelType w:val="multilevel"/>
     <w:tmpl w:val="ADC6FBF4"/>
@@ -3053,7 +4911,7 @@
       </w:rPr>
     </w:lvl>
   </w:abstractNum>
-  <w:abstractNum w:abstractNumId="14" w15:restartNumberingAfterBreak="0">
+  <w:abstractNum w:abstractNumId="15" w15:restartNumberingAfterBreak="0">
     <w:nsid w:val="5A234C41"/>
     <w:multiLevelType w:val="hybridMultilevel"/>
     <w:tmpl w:val="38685400"/>
@@ -3166,7 +5024,7 @@
       </w:rPr>
     </w:lvl>
   </w:abstractNum>
-  <w:abstractNum w:abstractNumId="15" w15:restartNumberingAfterBreak="0">
+  <w:abstractNum w:abstractNumId="16" w15:restartNumberingAfterBreak="0">
     <w:nsid w:val="5FE807A8"/>
     <w:multiLevelType w:val="hybridMultilevel"/>
     <w:tmpl w:val="E4182F8C"/>
@@ -3252,7 +5110,120 @@
       </w:pPr>
     </w:lvl>
   </w:abstractNum>
-  <w:abstractNum w:abstractNumId="16" w15:restartNumberingAfterBreak="0">
+  <w:abstractNum w:abstractNumId="17" w15:restartNumberingAfterBreak="0">
+    <w:nsid w:val="6F4B66BE"/>
+    <w:multiLevelType w:val="hybridMultilevel"/>
+    <w:tmpl w:val="81BC6822"/>
+    <w:lvl w:ilvl="0" w:tplc="1C090001">
+      <w:start w:val="1"/>
+      <w:numFmt w:val="bullet"/>
+      <w:lvlText w:val=""/>
+      <w:lvlJc w:val="left"/>
+      <w:pPr>
+        <w:ind w:left="720" w:hanging="360"/>
+      </w:pPr>
+      <w:rPr>
+        <w:rFonts w:ascii="Symbol" w:hAnsi="Symbol" w:hint="default"/>
+      </w:rPr>
+    </w:lvl>
+    <w:lvl w:ilvl="1" w:tplc="1C090003" w:tentative="1">
+      <w:start w:val="1"/>
+      <w:numFmt w:val="bullet"/>
+      <w:lvlText w:val="o"/>
+      <w:lvlJc w:val="left"/>
+      <w:pPr>
+        <w:ind w:left="1440" w:hanging="360"/>
+      </w:pPr>
+      <w:rPr>
+        <w:rFonts w:ascii="Courier New" w:hAnsi="Courier New" w:cs="Courier New" w:hint="default"/>
+      </w:rPr>
+    </w:lvl>
+    <w:lvl w:ilvl="2" w:tplc="1C090005" w:tentative="1">
+      <w:start w:val="1"/>
+      <w:numFmt w:val="bullet"/>
+      <w:lvlText w:val=""/>
+      <w:lvlJc w:val="left"/>
+      <w:pPr>
+        <w:ind w:left="2160" w:hanging="360"/>
+      </w:pPr>
+      <w:rPr>
+        <w:rFonts w:ascii="Wingdings" w:hAnsi="Wingdings" w:hint="default"/>
+      </w:rPr>
+    </w:lvl>
+    <w:lvl w:ilvl="3" w:tplc="1C090001" w:tentative="1">
+      <w:start w:val="1"/>
+      <w:numFmt w:val="bullet"/>
+      <w:lvlText w:val=""/>
+      <w:lvlJc w:val="left"/>
+      <w:pPr>
+        <w:ind w:left="2880" w:hanging="360"/>
+      </w:pPr>
+      <w:rPr>
+        <w:rFonts w:ascii="Symbol" w:hAnsi="Symbol" w:hint="default"/>
+      </w:rPr>
+    </w:lvl>
+    <w:lvl w:ilvl="4" w:tplc="1C090003" w:tentative="1">
+      <w:start w:val="1"/>
+      <w:numFmt w:val="bullet"/>
+      <w:lvlText w:val="o"/>
+      <w:lvlJc w:val="left"/>
+      <w:pPr>
+        <w:ind w:left="3600" w:hanging="360"/>
+      </w:pPr>
+      <w:rPr>
+        <w:rFonts w:ascii="Courier New" w:hAnsi="Courier New" w:cs="Courier New" w:hint="default"/>
+      </w:rPr>
+    </w:lvl>
+    <w:lvl w:ilvl="5" w:tplc="1C090005" w:tentative="1">
+      <w:start w:val="1"/>
+      <w:numFmt w:val="bullet"/>
+      <w:lvlText w:val=""/>
+      <w:lvlJc w:val="left"/>
+      <w:pPr>
+        <w:ind w:left="4320" w:hanging="360"/>
+      </w:pPr>
+      <w:rPr>
+        <w:rFonts w:ascii="Wingdings" w:hAnsi="Wingdings" w:hint="default"/>
+      </w:rPr>
+    </w:lvl>
+    <w:lvl w:ilvl="6" w:tplc="1C090001" w:tentative="1">
+      <w:start w:val="1"/>
+      <w:numFmt w:val="bullet"/>
+      <w:lvlText w:val=""/>
+      <w:lvlJc w:val="left"/>
+      <w:pPr>
+        <w:ind w:left="5040" w:hanging="360"/>
+      </w:pPr>
+      <w:rPr>
+        <w:rFonts w:ascii="Symbol" w:hAnsi="Symbol" w:hint="default"/>
+      </w:rPr>
+    </w:lvl>
+    <w:lvl w:ilvl="7" w:tplc="1C090003" w:tentative="1">
+      <w:start w:val="1"/>
+      <w:numFmt w:val="bullet"/>
+      <w:lvlText w:val="o"/>
+      <w:lvlJc w:val="left"/>
+      <w:pPr>
+        <w:ind w:left="5760" w:hanging="360"/>
+      </w:pPr>
+      <w:rPr>
+        <w:rFonts w:ascii="Courier New" w:hAnsi="Courier New" w:cs="Courier New" w:hint="default"/>
+      </w:rPr>
+    </w:lvl>
+    <w:lvl w:ilvl="8" w:tplc="1C090005" w:tentative="1">
+      <w:start w:val="1"/>
+      <w:numFmt w:val="bullet"/>
+      <w:lvlText w:val=""/>
+      <w:lvlJc w:val="left"/>
+      <w:pPr>
+        <w:ind w:left="6480" w:hanging="360"/>
+      </w:pPr>
+      <w:rPr>
+        <w:rFonts w:ascii="Wingdings" w:hAnsi="Wingdings" w:hint="default"/>
+      </w:rPr>
+    </w:lvl>
+  </w:abstractNum>
+  <w:abstractNum w:abstractNumId="18" w15:restartNumberingAfterBreak="0">
     <w:nsid w:val="74650835"/>
     <w:multiLevelType w:val="multilevel"/>
     <w:tmpl w:val="FEC43A56"/>
@@ -3401,7 +5372,7 @@
       </w:rPr>
     </w:lvl>
   </w:abstractNum>
-  <w:abstractNum w:abstractNumId="17" w15:restartNumberingAfterBreak="0">
+  <w:abstractNum w:abstractNumId="19" w15:restartNumberingAfterBreak="0">
     <w:nsid w:val="75422585"/>
     <w:multiLevelType w:val="hybridMultilevel"/>
     <w:tmpl w:val="AFEA1AFE"/>
@@ -3513,7 +5484,7 @@
       </w:rPr>
     </w:lvl>
   </w:abstractNum>
-  <w:abstractNum w:abstractNumId="18" w15:restartNumberingAfterBreak="0">
+  <w:abstractNum w:abstractNumId="20" w15:restartNumberingAfterBreak="0">
     <w:nsid w:val="761C6238"/>
     <w:multiLevelType w:val="multilevel"/>
     <w:tmpl w:val="A888F022"/>
@@ -3662,7 +5633,7 @@
       </w:rPr>
     </w:lvl>
   </w:abstractNum>
-  <w:abstractNum w:abstractNumId="19" w15:restartNumberingAfterBreak="0">
+  <w:abstractNum w:abstractNumId="21" w15:restartNumberingAfterBreak="0">
     <w:nsid w:val="78B349EF"/>
     <w:multiLevelType w:val="multilevel"/>
     <w:tmpl w:val="55C26242"/>
@@ -3812,28 +5783,28 @@
     </w:lvl>
   </w:abstractNum>
   <w:num w:numId="1" w16cid:durableId="1124885034">
-    <w:abstractNumId w:val="17"/>
+    <w:abstractNumId w:val="19"/>
   </w:num>
   <w:num w:numId="2" w16cid:durableId="1078286140">
+    <w:abstractNumId w:val="16"/>
+  </w:num>
+  <w:num w:numId="3" w16cid:durableId="434446855">
+    <w:abstractNumId w:val="9"/>
+  </w:num>
+  <w:num w:numId="4" w16cid:durableId="964576492">
     <w:abstractNumId w:val="15"/>
   </w:num>
-  <w:num w:numId="3" w16cid:durableId="434446855">
-    <w:abstractNumId w:val="8"/>
-  </w:num>
-  <w:num w:numId="4" w16cid:durableId="964576492">
-    <w:abstractNumId w:val="14"/>
-  </w:num>
   <w:num w:numId="5" w16cid:durableId="1320186314">
-    <w:abstractNumId w:val="9"/>
+    <w:abstractNumId w:val="10"/>
   </w:num>
   <w:num w:numId="6" w16cid:durableId="278336686">
     <w:abstractNumId w:val="6"/>
   </w:num>
   <w:num w:numId="7" w16cid:durableId="684673693">
-    <w:abstractNumId w:val="10"/>
+    <w:abstractNumId w:val="11"/>
   </w:num>
   <w:num w:numId="8" w16cid:durableId="571891425">
-    <w:abstractNumId w:val="12"/>
+    <w:abstractNumId w:val="13"/>
   </w:num>
   <w:num w:numId="9" w16cid:durableId="1173105136">
     <w:abstractNumId w:val="3"/>
@@ -3845,19 +5816,19 @@
     <w:abstractNumId w:val="4"/>
   </w:num>
   <w:num w:numId="12" w16cid:durableId="1116101750">
-    <w:abstractNumId w:val="11"/>
+    <w:abstractNumId w:val="12"/>
   </w:num>
   <w:num w:numId="13" w16cid:durableId="1853764828">
-    <w:abstractNumId w:val="19"/>
+    <w:abstractNumId w:val="21"/>
   </w:num>
   <w:num w:numId="14" w16cid:durableId="879898953">
-    <w:abstractNumId w:val="13"/>
+    <w:abstractNumId w:val="14"/>
   </w:num>
   <w:num w:numId="15" w16cid:durableId="1015380392">
     <w:abstractNumId w:val="1"/>
   </w:num>
   <w:num w:numId="16" w16cid:durableId="1040784751">
-    <w:abstractNumId w:val="16"/>
+    <w:abstractNumId w:val="18"/>
   </w:num>
   <w:num w:numId="17" w16cid:durableId="709691325">
     <w:abstractNumId w:val="2"/>
@@ -3866,10 +5837,16 @@
     <w:abstractNumId w:val="5"/>
   </w:num>
   <w:num w:numId="19" w16cid:durableId="1905876103">
+    <w:abstractNumId w:val="8"/>
+  </w:num>
+  <w:num w:numId="20" w16cid:durableId="86924542">
+    <w:abstractNumId w:val="20"/>
+  </w:num>
+  <w:num w:numId="21" w16cid:durableId="523595216">
     <w:abstractNumId w:val="7"/>
   </w:num>
-  <w:num w:numId="20" w16cid:durableId="86924542">
-    <w:abstractNumId w:val="18"/>
+  <w:num w:numId="22" w16cid:durableId="846753958">
+    <w:abstractNumId w:val="17"/>
   </w:num>
 </w:numbering>
 </file>
@@ -4484,7 +6461,6 @@
   <w:style w:type="character" w:default="1" w:styleId="DefaultParagraphFont">
     <w:name w:val="Default Paragraph Font"/>
     <w:uiPriority w:val="1"/>
-    <w:semiHidden/>
     <w:unhideWhenUsed/>
   </w:style>
   <w:style w:type="table" w:default="1" w:styleId="TableNormal">
